--- a/Progres-Fatimah/Jurnal Submit/COST ANALYSIS AND FACTORS INFLUENCING THE COST OF HYPERTENSION IN OUT PATIENTS AT BALARAJA.docx
+++ b/Progres-Fatimah/Jurnal Submit/COST ANALYSIS AND FACTORS INFLUENCING THE COST OF HYPERTENSION IN OUT PATIENTS AT BALARAJA.docx
@@ -8,8 +8,6 @@
         <w:rPr>
           <w:b/>
           <w:bCs/>
-          <w:sz w:val="28"/>
-          <w:szCs w:val="28"/>
           <w:lang w:val="en-US"/>
         </w:rPr>
       </w:pPr>
@@ -17,8 +15,6 @@
         <w:rPr>
           <w:b/>
           <w:bCs/>
-          <w:sz w:val="28"/>
-          <w:szCs w:val="28"/>
           <w:lang w:val="en-US"/>
         </w:rPr>
         <w:t xml:space="preserve">COST ANALYSIS AND FACTORS INFLUENCING THE COST OF HYPERTENSION IN OUT PATIENTS AT BALARAJA </w:t>
@@ -2183,6 +2179,7 @@
   <w:style w:type="character" w:default="1" w:styleId="DefaultParagraphFont">
     <w:name w:val="Default Paragraph Font"/>
     <w:uiPriority w:val="1"/>
+    <w:semiHidden/>
     <w:unhideWhenUsed/>
   </w:style>
   <w:style w:type="table" w:default="1" w:styleId="TableNormal">
@@ -2640,6 +2637,13 @@
 
 <file path=word/glossary/fontTable.xml><?xml version="1.0" encoding="utf-8"?>
 <w:fonts xmlns:mc="http://schemas.openxmlformats.org/markup-compatibility/2006" xmlns:r="http://schemas.openxmlformats.org/officeDocument/2006/relationships" xmlns:w="http://schemas.openxmlformats.org/wordprocessingml/2006/main" xmlns:w14="http://schemas.microsoft.com/office/word/2010/wordml" xmlns:w15="http://schemas.microsoft.com/office/word/2012/wordml" xmlns:w16cex="http://schemas.microsoft.com/office/word/2018/wordml/cex" xmlns:w16cid="http://schemas.microsoft.com/office/word/2016/wordml/cid" xmlns:w16="http://schemas.microsoft.com/office/word/2018/wordml" xmlns:w16du="http://schemas.microsoft.com/office/word/2023/wordml/word16du" xmlns:w16sdtdh="http://schemas.microsoft.com/office/word/2020/wordml/sdtdatahash" xmlns:w16sdtfl="http://schemas.microsoft.com/office/word/2024/wordml/sdtformatlock" xmlns:w16se="http://schemas.microsoft.com/office/word/2015/wordml/symex" mc:Ignorable="w14 w15 w16se w16cid w16 w16cex w16sdtdh w16sdtfl w16du">
+  <w:font w:name="Calibri">
+    <w:panose1 w:val="020F0502020204030204"/>
+    <w:charset w:val="00"/>
+    <w:family w:val="swiss"/>
+    <w:pitch w:val="variable"/>
+    <w:sig w:usb0="E4002EFF" w:usb1="C200247B" w:usb2="00000009" w:usb3="00000000" w:csb0="000001FF" w:csb1="00000000"/>
+  </w:font>
   <w:font w:name="Times New Roman">
     <w:panose1 w:val="02020603050405020304"/>
     <w:charset w:val="00"/>
@@ -2647,19 +2651,24 @@
     <w:pitch w:val="variable"/>
     <w:sig w:usb0="E0002EFF" w:usb1="C000785B" w:usb2="00000009" w:usb3="00000000" w:csb0="000001FF" w:csb1="00000000"/>
   </w:font>
-  <w:font w:name="Calibri">
-    <w:panose1 w:val="020F0502020204030204"/>
-    <w:charset w:val="00"/>
-    <w:family w:val="swiss"/>
-    <w:pitch w:val="variable"/>
-    <w:sig w:usb0="E4002EFF" w:usb1="C200247B" w:usb2="00000009" w:usb3="00000000" w:csb0="000001FF" w:csb1="00000000"/>
-  </w:font>
   <w:font w:name="Calibri Light">
     <w:panose1 w:val="020F0302020204030204"/>
     <w:charset w:val="00"/>
     <w:family w:val="swiss"/>
     <w:pitch w:val="variable"/>
     <w:sig w:usb0="E4002EFF" w:usb1="C200247B" w:usb2="00000009" w:usb3="00000000" w:csb0="000001FF" w:csb1="00000000"/>
+  </w:font>
+  <w:font w:name="Aptos">
+    <w:charset w:val="00"/>
+    <w:family w:val="swiss"/>
+    <w:pitch w:val="variable"/>
+    <w:sig w:usb0="20000287" w:usb1="00000003" w:usb2="00000000" w:usb3="00000000" w:csb0="0000019F" w:csb1="00000000"/>
+  </w:font>
+  <w:font w:name="Aptos Display">
+    <w:charset w:val="00"/>
+    <w:family w:val="swiss"/>
+    <w:pitch w:val="variable"/>
+    <w:sig w:usb0="20000287" w:usb1="00000003" w:usb2="00000000" w:usb3="00000000" w:csb0="0000019F" w:csb1="00000000"/>
   </w:font>
 </w:fonts>
 </file>
@@ -2682,7 +2691,10 @@
     <w:rsidRoot w:val="002F75F6"/>
     <w:rsid w:val="002F75F6"/>
     <w:rsid w:val="003847B6"/>
+    <w:rsid w:val="00602E22"/>
+    <w:rsid w:val="006136CB"/>
     <w:rsid w:val="00A9519E"/>
+    <w:rsid w:val="00D8579C"/>
   </w:rsids>
   <m:mathPr>
     <m:mathFont m:val="Cambria Math"/>
@@ -3140,10 +3152,6 @@
     <w:semiHidden/>
     <w:rsid w:val="002F75F6"/>
   </w:style>
-  <w:style w:type="paragraph" w:customStyle="1" w:styleId="8D65C4B8EE02406497F4FBC3F66E19FB">
-    <w:name w:val="8D65C4B8EE02406497F4FBC3F66E19FB"/>
-    <w:rsid w:val="002F75F6"/>
-  </w:style>
   <w:style w:type="paragraph" w:customStyle="1" w:styleId="EA6A427D276340869607090D23637F00">
     <w:name w:val="EA6A427D276340869607090D23637F00"/>
     <w:rsid w:val="002F75F6"/>

--- a/Progres-Fatimah/Jurnal Submit/COST ANALYSIS AND FACTORS INFLUENCING THE COST OF HYPERTENSION IN OUT PATIENTS AT BALARAJA.docx
+++ b/Progres-Fatimah/Jurnal Submit/COST ANALYSIS AND FACTORS INFLUENCING THE COST OF HYPERTENSION IN OUT PATIENTS AT BALARAJA.docx
@@ -8,8 +8,8 @@
         <w:rPr>
           <w:b/>
           <w:bCs/>
-          <w:sz w:val="28"/>
-          <w:szCs w:val="28"/>
+          <w:sz w:val="20"/>
+          <w:szCs w:val="20"/>
           <w:lang w:val="en-US"/>
         </w:rPr>
       </w:pPr>
@@ -17,8 +17,8 @@
         <w:rPr>
           <w:b/>
           <w:bCs/>
-          <w:sz w:val="28"/>
-          <w:szCs w:val="28"/>
+          <w:sz w:val="20"/>
+          <w:szCs w:val="20"/>
           <w:lang w:val="en-US"/>
         </w:rPr>
         <w:t xml:space="preserve">COST ANALYSIS AND FACTORS INFLUENCING THE COST OF HYPERTENSION IN OUT PATIENTS AT BALARAJA </w:t>
@@ -194,8 +194,11 @@
         <w:jc w:val="both"/>
       </w:pPr>
       <w:r>
+        <w:t xml:space="preserve">From a health economics perspective, the cost burden of hypertension becomes more complex when patients present with comorbidities. Recent literature shows that </w:t>
+      </w:r>
+      <w:r>
         <w:lastRenderedPageBreak/>
-        <w:t>From a health economics perspective, the cost burden of hypertension becomes more complex when patients present with comorbidities. Recent literature shows that multimorbidity is associated with increased healthcare utilization—including visits, medications, diagnostic tests, and referrals—resulting in higher direct medical costs compared to patients without comorbid conditions. Therefore, cost-of-illness analyses (e.g., actual or real cost analyses) are essential to identify dominant cost components and clinical factors that act as cost drivers (Tran et al., 2022).</w:t>
+        <w:t>multimorbidity is associated with increased healthcare utilization—including visits, medications, diagnostic tests, and referrals—resulting in higher direct medical costs compared to patients without comorbid conditions. Therefore, cost-of-illness analyses (e.g., actual or real cost analyses) are essential to identify dominant cost components and clinical factors that act as cost drivers (Tran et al., 2022).</w:t>
       </w:r>
     </w:p>
     <w:p>
@@ -295,18 +298,15 @@
         <w:jc w:val="both"/>
       </w:pPr>
       <w:r>
-        <w:t xml:space="preserve">The study population consisted of all outpatients diagnosed with hypertension who were registered as participants of the Indonesian National Health Insurance (JKN) program. A purposive sampling technique was applied to select patients who met the inclusion criteria. The inclusion criteria were patients diagnosed with hypertension who received outpatient </w:t>
-      </w:r>
+        <w:t>The study population consisted of all outpatients diagnosed with hypertension who were registered as participants of the Indonesian National Health Insurance (JKN) program. A purposive sampling technique was applied to select patients who met the inclusion criteria. The inclusion criteria were patients diagnosed with hypertension who received outpatient care during the study period and had complete medical and cost records. Patients with incomplete data were excluded from the analysis.</w:t>
+      </w:r>
+    </w:p>
+    <w:p>
+      <w:pPr>
+        <w:jc w:val="both"/>
+      </w:pPr>
       <w:r>
         <w:lastRenderedPageBreak/>
-        <w:t>care during the study period and had complete medical and cost records. Patients with incomplete data were excluded from the analysis.</w:t>
-      </w:r>
-    </w:p>
-    <w:p>
-      <w:pPr>
-        <w:jc w:val="both"/>
-      </w:pPr>
-      <w:r>
         <w:t xml:space="preserve">Data collection and variables </w:t>
       </w:r>
     </w:p>
@@ -506,6 +506,7 @@
           <w:bCs/>
           <w:lang w:val="en-US"/>
         </w:rPr>
+        <w:lastRenderedPageBreak/>
         <w:t>A total of 72 prescriptions were analyzed. Amlodipine was the most frequently prescribed antihypertensive drug (60 prescriptions), followed by candesartan (58 prescriptions) and bisoprolol (25 prescriptions). Other medications, including diuretics and beta-blockers, were prescribed less frequently (Table 4).</w:t>
       </w:r>
     </w:p>
@@ -734,22 +735,28 @@
         <w:rPr>
           <w:bCs/>
         </w:rPr>
+        <w:t xml:space="preserve">The cost of illness of hypertension among outpatient BPJS patients at </w:t>
+      </w:r>
+      <w:proofErr w:type="spellStart"/>
+      <w:r>
+        <w:rPr>
+          <w:bCs/>
+        </w:rPr>
+        <w:t>Balaraja</w:t>
+      </w:r>
+      <w:proofErr w:type="spellEnd"/>
+      <w:r>
+        <w:rPr>
+          <w:bCs/>
+        </w:rPr>
+        <w:t xml:space="preserve"> District Hospital in 2023 amounted to a total cost of Rp 13,334,346, with an average cost of Rp 185,198 per patient. The largest expenditure components were medications and </w:t>
+      </w:r>
+      <w:r>
+        <w:rPr>
+          <w:bCs/>
+        </w:rPr>
         <w:lastRenderedPageBreak/>
-        <w:t xml:space="preserve">The cost of illness of hypertension among outpatient BPJS patients at </w:t>
-      </w:r>
-      <w:proofErr w:type="spellStart"/>
-      <w:r>
-        <w:rPr>
-          <w:bCs/>
-        </w:rPr>
-        <w:t>Balaraja</w:t>
-      </w:r>
-      <w:proofErr w:type="spellEnd"/>
-      <w:r>
-        <w:rPr>
-          <w:bCs/>
-        </w:rPr>
-        <w:t xml:space="preserve"> District Hospital in 2023 amounted to a total cost of Rp 13,334,346, with an average cost of Rp 185,198 per patient. The largest expenditure components were medications and laboratory examinations. The greatest contribution came from non-antihypertensive medications (other medications), indicating that the cost burden among hypertension patients is influenced not only by blood pressure–lowering therapy but also by the need for additional treatments related to symptoms and/or comorbidities. In addition to medications, laboratory examinations constituted the next largest cost component, reinforcing that clinical monitoring requirements are an important driver of costs in outpatient hypertension care.</w:t>
+        <w:t>laboratory examinations. The greatest contribution came from non-antihypertensive medications (other medications), indicating that the cost burden among hypertension patients is influenced not only by blood pressure–lowering therapy but also by the need for additional treatments related to symptoms and/or comorbidities. In addition to medications, laboratory examinations constituted the next largest cost component, reinforcing that clinical monitoring requirements are an important driver of costs in outpatient hypertension care.</w:t>
       </w:r>
     </w:p>
     <w:p>
@@ -1047,8 +1054,14 @@
             <w:rPr>
               <w:lang w:val="id-ID"/>
             </w:rPr>
+            <w:t xml:space="preserve">Nilansari, A. F., Wahid, R. A. H., &amp; Fatimah, F. A. (2024). Clinical outcomes: Analysis of quality of life and direct medical costs of outpatient hypertensive patients at </w:t>
+          </w:r>
+          <w:r>
+            <w:rPr>
+              <w:lang w:val="id-ID"/>
+            </w:rPr>
             <w:lastRenderedPageBreak/>
-            <w:t xml:space="preserve">Nilansari, A. F., Wahid, R. A. H., &amp; Fatimah, F. A. (2024). Clinical outcomes: Analysis of quality of life and direct medical costs of outpatient hypertensive patients at Panembahan Senopati Hospital, Indonesia. Journal of Public Health and Development, 22(1), 145–156. </w:t>
+            <w:t xml:space="preserve">Panembahan Senopati Hospital, Indonesia. Journal of Public Health and Development, 22(1), 145–156. </w:t>
           </w:r>
           <w:hyperlink r:id="rId10" w:history="1">
             <w:r>
@@ -2183,6 +2196,7 @@
   <w:style w:type="character" w:default="1" w:styleId="DefaultParagraphFont">
     <w:name w:val="Default Paragraph Font"/>
     <w:uiPriority w:val="1"/>
+    <w:semiHidden/>
     <w:unhideWhenUsed/>
   </w:style>
   <w:style w:type="table" w:default="1" w:styleId="TableNormal">
@@ -2640,19 +2654,19 @@
 
 <file path=word/glossary/fontTable.xml><?xml version="1.0" encoding="utf-8"?>
 <w:fonts xmlns:mc="http://schemas.openxmlformats.org/markup-compatibility/2006" xmlns:r="http://schemas.openxmlformats.org/officeDocument/2006/relationships" xmlns:w="http://schemas.openxmlformats.org/wordprocessingml/2006/main" xmlns:w14="http://schemas.microsoft.com/office/word/2010/wordml" xmlns:w15="http://schemas.microsoft.com/office/word/2012/wordml" xmlns:w16cex="http://schemas.microsoft.com/office/word/2018/wordml/cex" xmlns:w16cid="http://schemas.microsoft.com/office/word/2016/wordml/cid" xmlns:w16="http://schemas.microsoft.com/office/word/2018/wordml" xmlns:w16du="http://schemas.microsoft.com/office/word/2023/wordml/word16du" xmlns:w16sdtdh="http://schemas.microsoft.com/office/word/2020/wordml/sdtdatahash" xmlns:w16sdtfl="http://schemas.microsoft.com/office/word/2024/wordml/sdtformatlock" xmlns:w16se="http://schemas.microsoft.com/office/word/2015/wordml/symex" mc:Ignorable="w14 w15 w16se w16cid w16 w16cex w16sdtdh w16sdtfl w16du">
+  <w:font w:name="Calibri">
+    <w:panose1 w:val="020F0502020204030204"/>
+    <w:charset w:val="00"/>
+    <w:family w:val="swiss"/>
+    <w:pitch w:val="variable"/>
+    <w:sig w:usb0="E4002EFF" w:usb1="C200247B" w:usb2="00000009" w:usb3="00000000" w:csb0="000001FF" w:csb1="00000000"/>
+  </w:font>
   <w:font w:name="Times New Roman">
     <w:panose1 w:val="02020603050405020304"/>
     <w:charset w:val="00"/>
     <w:family w:val="roman"/>
     <w:pitch w:val="variable"/>
     <w:sig w:usb0="E0002EFF" w:usb1="C000785B" w:usb2="00000009" w:usb3="00000000" w:csb0="000001FF" w:csb1="00000000"/>
-  </w:font>
-  <w:font w:name="Calibri">
-    <w:panose1 w:val="020F0502020204030204"/>
-    <w:charset w:val="00"/>
-    <w:family w:val="swiss"/>
-    <w:pitch w:val="variable"/>
-    <w:sig w:usb0="E4002EFF" w:usb1="C200247B" w:usb2="00000009" w:usb3="00000000" w:csb0="000001FF" w:csb1="00000000"/>
   </w:font>
   <w:font w:name="Calibri Light">
     <w:panose1 w:val="020F0302020204030204"/>
@@ -2682,7 +2696,10 @@
     <w:rsidRoot w:val="002F75F6"/>
     <w:rsid w:val="002F75F6"/>
     <w:rsid w:val="003847B6"/>
+    <w:rsid w:val="00681143"/>
+    <w:rsid w:val="00836D26"/>
     <w:rsid w:val="00A9519E"/>
+    <w:rsid w:val="00E52E84"/>
   </w:rsids>
   <m:mathPr>
     <m:mathFont m:val="Cambria Math"/>
@@ -3140,10 +3157,6 @@
     <w:semiHidden/>
     <w:rsid w:val="002F75F6"/>
   </w:style>
-  <w:style w:type="paragraph" w:customStyle="1" w:styleId="8D65C4B8EE02406497F4FBC3F66E19FB">
-    <w:name w:val="8D65C4B8EE02406497F4FBC3F66E19FB"/>
-    <w:rsid w:val="002F75F6"/>
-  </w:style>
   <w:style w:type="paragraph" w:customStyle="1" w:styleId="EA6A427D276340869607090D23637F00">
     <w:name w:val="EA6A427D276340869607090D23637F00"/>
     <w:rsid w:val="002F75F6"/>
